--- a/docs/SPATBench_NMI_manuscript.docx
+++ b/docs/SPATBench_NMI_manuscript.docx
@@ -238,7 +238,7 @@
         <w:rPr>
           <w:b/>
         </w:rPr>
-        <w:t>Table 1. Riaz 2017: RECIST (n = 42) versus cytolytic (n = 43) response definitions (v33, HGNC-mapped). One patient lacked RECIST annotation and is excluded only from the RECIST endpoint.</w:t>
+        <w:t>Table 1. Riaz 2017: RECIST (n = 42) versus cytolytic (n = 43) response definitions (HGNC-mapped). One patient lacked RECIST annotation and is excluded only from the RECIST endpoint.</w:t>
       </w:r>
     </w:p>
     <w:tbl>
@@ -1179,7 +1179,7 @@
         <w:rPr>
           <w:b/>
         </w:rPr>
-        <w:t>Table 3. CDS with cohort-matched random-label nulls (200 replicates; declared genes GZMA/PRF1; v1.2.1). 'ML AUROC Range' = trainable methods only, v33 values. Riaz RECIST is reported on the HGNC matrix (0.409).</w:t>
+        <w:t>Table 3. CDS with cohort-matched random-label nulls (200 replicates; declared genes GZMA/PRF1; v1.2.1). 'ML AUROC Range' = trainable methods only, archived-protocol values. Riaz RECIST is reported on the HGNC matrix (0.409).</w:t>
       </w:r>
     </w:p>
     <w:tbl>
@@ -1579,7 +1579,7 @@
               <w:rPr>
                 <w:sz w:val="16"/>
               </w:rPr>
-              <w:t>Riaz 2017 RECIST (v33)</w:t>
+              <w:t>Riaz 2017 RECIST (HGNC-mapped)</w:t>
             </w:r>
           </w:p>
         </w:tc>
@@ -2009,7 +2009,7 @@
         <w:pStyle w:val="ListBullet"/>
       </w:pPr>
       <w:r>
-        <w:t>Code: All original code is publicly available. SPATBench pipeline (v33): https://github.com/huangzhixian324-dev/spa-bench (MIT). CDS package (v1.2.1): https://github.com/huangzhixian324-dev/cds (MIT); the packaged source is also included in the Zenodo archive (`cds_tool/`, installable with `pip install ./cds_tool`). A versioned archive with a DOI is deposited on Zenodo (DOI: 10.5281/zenodo.22746254). The included Dockerfile builds the image (`docker build -t spa-bench:v33 .`) that reproduces the synthetic validation test (`scripts/validate.py`, exit code 0 verified) and ships the complete pipeline code; reproducing the reported tables additionally requires the Zenodo-archived inputs and the single documented entry point `scripts/rerun_v33.py`.</w:t>
+        <w:t>Code: All original code is publicly available. SPATBench pipeline: https://github.com/huangzhixian324-dev/spa-bench (MIT). CDS package (v1.2.1): https://github.com/huangzhixian324-dev/cds (MIT); the packaged source is also included in the Zenodo archive (`cds_tool/`, installable with `pip install ./cds_tool`). A versioned archive with a DOI is deposited on Zenodo (DOI: 10.5281/zenodo.22746254). The included Dockerfile builds the image (`docker build -t spa-bench:v33 .`) that reproduces the synthetic validation test (`scripts/validate.py`, exit code 0 verified) and ships the complete pipeline code; reproducing the reported tables additionally requires the Zenodo-archived inputs and the single documented entry point `scripts/rerun_v33.py`.</w:t>
       </w:r>
     </w:p>
     <w:p>
@@ -2902,7 +2902,7 @@
         <w:t>XGBoost disclosure.</w:t>
       </w:r>
       <w:r>
-        <w:t xml:space="preserve"> XGBoost is excluded from benchmark reporting (degenerate on all clinical endpoints; its only non-degenerate AUROC sits on the circular cytolytic endpoint — development-phase evaluation only). A completed permutation matrix for XGBoost across all six cohort-endpoints (1,000 full-pipeline shuffles per cohort-endpoint, default hyperparameters, the same patient-stratified folds as every other method) confirms the pattern with a non-ElasticNet learner: null on every clinical endpoint (Hugo p = 0.29, Nathanson p = 0.17, Jung p = 0.25, Riaz RECIST p = 0.81) and significant only on the circular cytolytic endpoint (obs AUROC 0.903, p = 0.0010; Supplementary Table S16(e)). Re-examination (v33 protocol): under the current protocol XGBoost is not degenerate — re-runs produce non-degenerate predictions (Hugo 0.554, Lauss 0.493, Jung 0.611, Riaz-RECIST 0.434, Gide 0.718, and 0.991 on the circular cytolytic endpoint; all six cohorts re-run; `results/benchmark/v33/xgb_exclusion_evidence_v33.json`); it shows no signal on any clinical endpoint at n ≤ 43, so the negative claim is unaffected. A 1,000-shuffle full-pipeline permutation test of the Gide re-run (frozen hyperparameters, the Table S11 protocol) gives p = 0.004 and q = 0.007 in the within-cohort family recomputed over seven cells, with the six original Gide q-values unchanged or more conservative. This re-run is reported as exploratory — not matrix-level — evidence: XGBoost does not enter the 36-cell matrix because the development-phase prediction tables were not retained under the current protocol, its permutation resolution (1,000 shuffles) falls below the Supplementary Table S31 floor for trainable cells, and its family structure (seven cells) differs from the pre-registered six-cell families; the detectability-onset reading at n = 73 is carried by the two pre-registered ElasticNet variants, and the XGBoost re-run is consistent with — but not constitutive of — that reading. The re-run and permutation evidence files are retained for audit (permutation record: `results/benchmark/v33/nc_cells/Gide_2019_cBio__XGBoost.json`; xgboost 3.4.1) even though the prediction tables are not.</w:t>
+        <w:t xml:space="preserve"> XGBoost is excluded from benchmark reporting (degenerate on all clinical endpoints; its only non-degenerate AUROC sits on the circular cytolytic endpoint — development-phase evaluation only). A completed permutation matrix for XGBoost across all six cohort-endpoints (1,000 full-pipeline shuffles per cohort-endpoint, default hyperparameters, the same patient-stratified folds as every other method) confirms the pattern with a non-ElasticNet learner: null on every clinical endpoint (Hugo p = 0.29, Nathanson p = 0.17, Jung p = 0.25, Riaz RECIST p = 0.81) and significant only on the circular cytolytic endpoint (obs AUROC 0.903, p = 0.0010; Supplementary Table S16(e)). Re-examination (archived protocol): under the current protocol XGBoost is not degenerate — re-runs produce non-degenerate predictions (Hugo 0.554, Lauss 0.493, Jung 0.611, Riaz-RECIST 0.434, Gide 0.718, and 0.991 on the circular cytolytic endpoint; all six cohorts re-run; `results/benchmark/v33/xgb_exclusion_evidence_v33.json`); it shows no signal on any clinical endpoint at n ≤ 43, so the negative claim is unaffected. A 1,000-shuffle full-pipeline permutation test of the Gide re-run (frozen hyperparameters, the Table S11 protocol) gives p = 0.004 and q = 0.007 in the within-cohort family recomputed over seven cells, with the six original Gide q-values unchanged or more conservative. This re-run is reported as exploratory — not matrix-level — evidence: XGBoost does not enter the 36-cell matrix because the development-phase prediction tables were not retained under the current protocol, its permutation resolution (1,000 shuffles) falls below the Supplementary Table S31 floor for trainable cells, and its family structure (seven cells) differs from the pre-registered six-cell families; the detectability-onset reading at n = 73 is carried by the two pre-registered ElasticNet variants, and the XGBoost re-run is consistent with — but not constitutive of — that reading. The re-run and permutation evidence files are retained for audit (permutation record: `results/benchmark/v33/nc_cells/Gide_2019_cBio__XGBoost.json`; xgboost 3.4.1) even though the prediction tables are not.</w:t>
       </w:r>
     </w:p>
     <w:p>
@@ -3071,7 +3071,7 @@
         <w:t>Retrospective external consistency check:</w:t>
       </w:r>
       <w:r>
-        <w:t xml:space="preserve"> The Auslander et al. (2018) study provides an independent validation context for CDS. In that study, IMPRES was trained on Auslander's own data and validated externally on Hugo 2016 (RECIST endpoint), achieving AUROC = 0.83 in the original paper (0.795 in my benchmark). If CDS had been computed before that validation was performed, it would have returned CDS = 0.449 (MODERATE under the shipped thresholds, and below its cohort-matched random-label null mean of 0.586), indicating that the Hugo RECIST endpoint is not circular — any observed AUROC reflects genuine biological signal in the IMPRES gene pairs, not endpoint-gene dependency. This counterfactual application of CDS to a published external validation scenario constitutes a retrospective consistency check: CDS's reading (non-circular endpoint → AUROC not inflated by endpoint-gene dependency) is consistent with the observed outcome (IMPRES achieved significant AUROC = 0.795 on Hugo RECIST, permutation p = 0.0029). The same logic applies to Lauss 2017 (ACT) (CDS = 0.781, MODERATE under the recalibrated boundary; no trainable AUROC exceeds 0.70, no inflation). For Gide 2019 no CDS value was stored at analysis time; the v33 recomputation (Supplementary Table S4b) returns CDS = 0.852 — the C1/C2 components read the strong association between the declared genes (GZMA/PRF1) and the clinical label in this large melanoma cohort as endpoint-gene dependency, i.e. the known inability of CDS v1.x to separate genuine immune-biology signal (GEP AUROC = 0.830, q &lt; 0.001) from circularity. CDS correctness claims are therefore restricted to the endpoints with stored scores.</w:t>
+        <w:t xml:space="preserve"> The Auslander et al. (2018) study provides an independent validation context for CDS. In that study, IMPRES was trained on Auslander's own data and validated externally on Hugo 2016 (RECIST endpoint), achieving AUROC = 0.83 in the original paper (0.795 in my benchmark). If CDS had been computed before that validation was performed, it would have returned CDS = 0.449 (MODERATE under the shipped thresholds, and below its cohort-matched random-label null mean of 0.586), indicating that the Hugo RECIST endpoint is not circular — any observed AUROC reflects genuine biological signal in the IMPRES gene pairs, not endpoint-gene dependency. This counterfactual application of CDS to a published external validation scenario constitutes a retrospective consistency check: CDS's reading (non-circular endpoint → AUROC not inflated by endpoint-gene dependency) is consistent with the observed outcome (IMPRES achieved significant AUROC = 0.795 on Hugo RECIST, permutation p = 0.0029). The same logic applies to Lauss 2017 (ACT) (CDS = 0.781, MODERATE under the recalibrated boundary; no trainable AUROC exceeds 0.70, no inflation). For Gide 2019 no CDS value was stored at analysis time; the archived-protocol recomputation (Supplementary Table S4b) returns CDS = 0.852 — the C1/C2 components read the strong association between the declared genes (GZMA/PRF1) and the clinical label in this large melanoma cohort as endpoint-gene dependency, i.e. the known inability of CDS v1.x to separate genuine immune-biology signal (GEP AUROC = 0.830, q &lt; 0.001) from circularity. CDS correctness claims are therefore restricted to the endpoints with stored scores.</w:t>
       </w:r>
     </w:p>
     <w:p>
@@ -3202,7 +3202,7 @@
         <w:jc w:val="both"/>
       </w:pPr>
       <w:r>
-        <w:t>Supplementary Information is provided as a separate PDF (Markdown source `supplementary_nmi_v1.md`, assembled from the machine-readable outputs in `results/benchmark/v33/`). Contents:</w:t>
+        <w:t>Supplementary Information is provided as a separate PDF (Markdown source `supplementary_nmi.md`, assembled from the machine-readable outputs in `results/benchmark/v33/`). Contents:</w:t>
       </w:r>
     </w:p>
     <w:p>
@@ -3496,7 +3496,7 @@
         <w:t>Figure 1. Response-definition collapse on Riaz 2017.</w:t>
       </w:r>
       <w:r>
-        <w:t xml:space="preserve"> AUROC per method on the same patients under the cytolytic-surrogate endpoint versus the clinical RECIST endpoint (HGNC-mapped matrix, v33; 95% bootstrap CIs). Every method whose feature set overlaps the endpoint-defining genes (GZMA/PRF1) collapses; IMPRES, with no overlap, is nearly insensitive. The identical file is provided as Supplementary Figure S1.</w:t>
+        <w:t xml:space="preserve"> AUROC per method on the same patients under the cytolytic-surrogate endpoint versus the clinical RECIST endpoint (HGNC-mapped matrix; 95% bootstrap CIs). Every method whose feature set overlaps the endpoint-defining genes (GZMA/PRF1) collapses; IMPRES, with no overlap, is nearly insensitive. The identical file is provided as Supplementary Figure S1.</w:t>
       </w:r>
     </w:p>
     <w:p>

--- a/docs/SPATBench_NMI_manuscript.docx
+++ b/docs/SPATBench_NMI_manuscript.docx
@@ -91,7 +91,7 @@
         <w:t>[1,2]</w:t>
       </w:r>
       <w:r>
-        <w:t xml:space="preserve">, yet only 20–30% of unselected patients respond, motivating intensive efforts to develop transcriptomic predictors of response </w:t>
+        <w:t xml:space="preserve">, yet only 20–30% of unselected patients respond, driving intensive efforts to develop transcriptomic predictors of response </w:t>
       </w:r>
       <w:r>
         <w:t>[3–6]</w:t>
@@ -203,7 +203,7 @@
         <w:jc w:val="both"/>
       </w:pPr>
       <w:r>
-        <w:t>SPATBench, the framework and benchmark resource presented here, delivers four contributions: an open-source benchmark enforcing patient-stratified cross-validation and standardized preprocessing across six prediction methods and five immunotherapy-treated cohorts (196 patients; 169 melanoma); empirical isolation and quantification of three design choices — response definition, feature selection, and endpoint circularity — with effect-size comparisons against method-level variation; a reporting convention for pre-benchmarking endpoint assessment whose binding rule is the declaration of endpoint-defining genes, any gene-defined surrogate being circular by construction, with the Circularity Detection Score (CDS) as a null-referenced quantitative companion; and a complete permutation test matrix showing that no trainable method is distinguishable from label shuffling on any clinical endpoint at n ≤ 43 after FDR correction, with minimum-sample-size standards derived from power analysis (Supplementary Table S31). All evidence is retrospective on public cohorts; the response-definition result is demonstrated in five cancer types via executed external replications.</w:t>
+        <w:t>SPATBench, the framework and benchmark resource presented here, delivers four contributions: an open-source benchmark enforcing patient-stratified cross-validation and standardized preprocessing across six prediction methods and five immunotherapy-treated cohorts (196 patients; 169 melanoma); empirical isolation and quantification of three design choices — response definition, feature selection, and endpoint circularity — with effect-size comparisons against method-level variation; a reporting convention in which the binding rule for pre-benchmarking endpoint assessment is the declaration of endpoint-defining genes, any gene-defined surrogate being circular by construction, with the Circularity Detection Score (CDS) as a null-referenced quantitative companion; and a complete permutation test matrix showing that no trainable method is distinguishable from label shuffling on any clinical endpoint at n ≤ 43 after FDR correction, with minimum-sample-size standards derived from power analysis (Supplementary Table S31). All evidence is retrospective on public cohorts; the response-definition result is demonstrated in five cancer types via executed external replications.</w:t>
       </w:r>
     </w:p>
     <w:p>
@@ -796,7 +796,7 @@
         <w:jc w:val="both"/>
       </w:pPr>
       <w:r>
-        <w:t>Within identical ElasticNet models on Hugo 2016 (n = 28, RECIST), variance- and MI-based feature selection achieve indistinguishable performance and highly correlated out-of-fold predictions (Spearman ρ = 0.75), while their top-500 gene sets overlap by only 27% under the pipeline's two-stage prescreen convention (2.4% under a full-data MI convention — the overlap's dependence on the convention is itself a design-choice effect).</w:t>
+        <w:t>Within identical ElasticNet models on Hugo 2016 (n = 28, RECIST), variance- and MI-based feature selection yield indistinguishable performance and highly correlated out-of-fold predictions (Spearman ρ = 0.75), while their top-500 gene sets overlap by only 27% under the pipeline's two-stage prescreen convention (2.4% under a full-data MI convention — the overlap's dependence on the convention is itself a design-choice effect).</w:t>
       </w:r>
     </w:p>
     <w:p>
@@ -1794,7 +1794,7 @@
         <w:jc w:val="both"/>
       </w:pPr>
       <w:r>
-        <w:t>AUROC alone does not capture clinical utility. On Hugo 2016, RECIST strongly stratifies overall survival (log-rank p = 0.0003) while IMPRES — the best AUROC method on that cohort — does not (p = 0.554). The same dissociation appears within the Gide significant cells themselves (n = 73; 29 deaths among OS-matched patients, OS from the cBioPortal Gide study): TIDE stratifies OS strongly (log-rank p = 1.2 × 10⁻⁶; Cox HR per SD 0.384) and PD-L1 likewise (p = 3.4 × 10⁻⁵; HR 0.53), whereas GEP — the best-AUROC method on this cohort — does not (p = 0.055), and IMPRES does not (p = 0.56); ElasticNet Brier and decision-curve metrics are reported in Supplementary Table S9b (results/benchmark/v33/gide_utility_metrics.json).</w:t>
+        <w:t>AUROC alone does not capture clinical utility. On Hugo 2016, RECIST strongly stratifies overall survival (log-rank p = 0.0003) while IMPRES — the best AUROC method on that cohort — does not (p = 0.554). The same dissociation appears within the Gide significant cells themselves (n = 73; 29 deaths among OS-matched patients, OS from the cBioPortal Gide study): TIDE stratifies OS strongly (log-rank p = 1.2 × 10⁻⁶; Cox HR per SD 0.384) and PD-L1 likewise (p = 3.4 × 10⁻⁵; HR 0.53), whereas GEP — the best-AUROC method on this cohort — does not (p = 0.055), while IMPRES does not (p = 0.56); ElasticNet Brier and decision-curve metrics are reported in Supplementary Table S9b (results/benchmark/v33/gide_utility_metrics.json).</w:t>
       </w:r>
     </w:p>
     <w:p>
@@ -1818,7 +1818,7 @@
         <w:jc w:val="both"/>
       </w:pPr>
       <w:r>
-        <w:t>The three modules compose into one statement: a gene-defined surrogate misleads in proportion to (i) the immune-infiltration-driven co-expression supply linking endpoint genes to the feature space (high in melanoma, low in COAD-like contexts), (ii) the overlap between declared endpoint genes and the feature space (complete for the cytolytic surrogate, absent for IMPRES), and (iii) sample size, which sets the detectability floor. The TCGA anchor (2,491 patients; 12 immune signatures × 4 cancer types) is prognostic rather than predictive, and its composition confound is disclosed: the protective univariate ordering outside melanoma (SKCM 11/12 → BRCA 3/12 → LUAD 1/12 → COAD 0/12 significant signatures) is largely absorbed by age- and stage-composition under multivariate adjustment — now run for BRCA, LUAD and COAD (BRCA retains 1/12, Myeloid, adverse direction, HR 1.154, q = 0.0011; LUAD and COAD 0/12; Table S15) — so it conditions rather than demonstrates the account, and the SKCM–COAD contrast partially conflates cancer type with metastatic-versus-primary composition. Schoenfeld-residual checks (rank test) on every multivariate model showed no proportional-hazards violation for the signature covariate in SKCM (0/12) or LUAD and COAD (0/12) and one marginal nominal violation in BRCA (Treg, p = 0.0337); the stage covariate violated non-proportionality in all SKCM and BRCA models. A stage-stratified Cox model (signature z + age z, stage-specific baseline hazards, no proportional-hazards assumption on stage) then reproduced every reported conclusion exactly (BH-significant signatures: SKCM 8/12, BRCA 1/12, LUAD 0/12, COAD 0/12), and a 24-month landmark analysis showed time-stable signature directions in SKCM (12/12); the single BRCA time-varying signature (Treg, harmful early HR 1.234, null late) is a non-significant row (data/tcga/ph_schoenfeld_check.json, data/tcga/stage_stratified_ph.json; Supplementary Table S15). The account also predicts that two clinical definitions of the same construct should barely move predictions; the RECIST-versus-DCB contrasts (Δ ≤ 0.083 across a melanoma and a renal-cell-carcinoma cohort) provide direct support.</w:t>
+        <w:t>The three modules compose into one statement: a gene-defined surrogate misleads in proportion to (i) the immune-infiltration-driven co-expression supply linking endpoint genes to the feature space (high in melanoma, low in COAD-like contexts), (ii) the overlap between declared endpoint genes and the feature space (complete for the cytolytic surrogate, absent for IMPRES), and (iii) sample size, which sets the detectability floor. The TCGA anchor (2,491 patients; 12 immune signatures × 4 cancer types) is prognostic rather than predictive, and its composition confound is disclosed: the protective univariate ordering outside melanoma (SKCM 11/12 → BRCA 3/12 → LUAD 1/12 → COAD 0/12 significant signatures) is largely absorbed by age- and stage-composition under multivariate adjustment — now run for BRCA, LUAD and COAD (BRCA retains 1/12, Myeloid, adverse direction, HR 1.154, q = 0.0011; LUAD and COAD 0/12; Table S15) — so it conditions rather than demonstrates the account, and the SKCM–COAD contrast partially conflates cancer type with metastatic-versus-primary composition.</w:t>
       </w:r>
     </w:p>
     <w:p>
@@ -1826,13 +1826,21 @@
         <w:jc w:val="both"/>
       </w:pPr>
       <w:r>
+        <w:t>Schoenfeld-residual checks (rank test) on every multivariate model showed no proportional-hazards violation for the signature covariate in SKCM (0/12) or LUAD and COAD (0/12) and one marginal nominal violation in BRCA (Treg, p = 0.0337); the stage covariate violated non-proportionality in all SKCM and BRCA models. A stage-stratified Cox model (signature z + age z, stage-specific baseline hazards, no proportional-hazards assumption on stage) then reproduced every reported conclusion exactly (BH-significant signatures: SKCM 8/12, BRCA 1/12, LUAD 0/12, COAD 0/12), and a 24-month landmark analysis showed time-stable signature directions in SKCM (12/12); the single BRCA time-varying signature (Treg, harmful early HR 1.234, null late) is a non-significant row (data/tcga/ph_schoenfeld_check.json, data/tcga/stage_stratified_ph.json; Supplementary Table S15). The account also predicts that two clinical definitions of the same construct should barely move predictions; the RECIST-versus-DCB contrasts (Δ ≤ 0.083 across a melanoma and a renal-cell-carcinoma cohort) provide direct support.</w:t>
+      </w:r>
+    </w:p>
+    <w:p>
+      <w:pPr>
+        <w:jc w:val="both"/>
+      </w:pPr>
+      <w:r>
         <w:t xml:space="preserve">SPATBench asks a different question from existing benchmarks </w:t>
       </w:r>
       <w:r>
         <w:t>[15–18]</w:t>
       </w:r>
       <w:r>
-        <w:t xml:space="preserve">: which design choices cause benchmark unreliability at available sample sizes, and does the answer convert into design rules? The answer: response definition exerts a larger within-cohort effect (Δ = 0.520) than any between-method difference on the same endpoint (0.148); across cohorts the between-method spread reaches 0.508 — so at n = 43, </w:t>
+        <w:t xml:space="preserve">: which design choices cause benchmark unreliability at available sample sizes, and does the answer convert into design rules? The answer is that response definition exerts a larger within-cohort effect (Δ = 0.520) than any between-method difference on the same endpoint (0.148); across cohorts the between-method spread reaches 0.508 — so at n = 43, </w:t>
       </w:r>
       <w:r>
         <w:rPr>
@@ -1855,7 +1863,7 @@
         <w:t>[29–31]</w:t>
       </w:r>
       <w:r>
-        <w:t xml:space="preserve">. One operational rule is not captured there: for endpoints with CDS &gt; 0.80 — a conservative threshold, since genuine endpoints reach null maxima of 0.80–0.87 — assume ML methods are learning the endpoint-defining genes until independent clinical-endpoint validation proves otherwise. Feature selection deserves its own rule: accompany any biological interpretation with overlap reporting, the single most informative check for strategy dependence. The audit's clinical-development contrast matters here: the circular construction belongs to the surrogate-training lineage </w:t>
+        <w:t xml:space="preserve">. One operational rule is not captured there: for endpoints with CDS &gt; 0.80 — a conservative threshold, because genuine endpoints reach null maxima of 0.80–0.87 — assume ML methods are learning the endpoint-defining genes until independent clinical-endpoint validation proves otherwise. Feature selection deserves its own rule: accompany any biological interpretation with overlap reporting, the single most informative check for strategy dependence. The audit's clinical-development contrast matters here: the circular construction belongs to the surrogate-training lineage </w:t>
       </w:r>
       <w:r>
         <w:t>[20–22]</w:t>
@@ -2001,7 +2009,7 @@
         <w:pStyle w:val="ListBullet"/>
       </w:pPr>
       <w:r>
-        <w:t>Data: All raw cohort data are publicly available from GEO (GSE78220, GSE91061, GSE100797, GSE135222, GSE274975) and cBioPortal (mel_iatlas_gide_2019, blca_iatlas_imvigor210_2017, mel_iatlas_liu_2019, rcc_iatlas_immotion150_2018) and ENA (PRJEB25780). Preprocessed expression matrices, all per-cell permutation outputs (results/benchmark/v33/nc_cells/ and nc_cells_ext/) and figures are archived in the versioned Zenodo record (DOI: 10.5281/zenodo.22746254).</w:t>
+        <w:t>Data: All raw cohort data are publicly available from GEO (GSE78220, GSE91061, GSE100797, GSE135222, GSE274975) and cBioPortal (mel_iatlas_gide_2019, blca_iatlas_imvigor210_2017, mel_iatlas_liu_2019, rcc_iatlas_immotion150_2018) and ENA (PRJEB25780). Preprocessed expression matrices, all per-cell permutation outputs (results/benchmark/v33/nc_cells/ and nc_cells_ext/) and figures are archived in the versioned Zenodo record (DOI: 10.5281/zenodo.23012359).</w:t>
       </w:r>
     </w:p>
     <w:p>
@@ -2009,7 +2017,7 @@
         <w:pStyle w:val="ListBullet"/>
       </w:pPr>
       <w:r>
-        <w:t>Code: All original code is publicly available. SPATBench pipeline: https://github.com/huangzhixian324-dev/spa-bench (MIT). CDS package (v1.2.1): https://github.com/huangzhixian324-dev/cds (MIT); the packaged source is also included in the Zenodo archive (`cds_tool/`, installable with `pip install ./cds_tool`). A versioned archive with a DOI is deposited on Zenodo (DOI: 10.5281/zenodo.22746254). The included Dockerfile builds the image (`docker build -t spa-bench:v33 .`) that reproduces the synthetic validation test (`scripts/validate.py`, exit code 0 verified) and ships the complete pipeline code; reproducing the reported tables additionally requires the Zenodo-archived inputs and the single documented entry point `scripts/rerun_v33.py`.</w:t>
+        <w:t>Code: All original code is publicly available. SPATBench pipeline: https://github.com/huangzhixian324-dev/spa-bench (MIT). CDS package (v1.2.1): https://github.com/huangzhixian324-dev/cds (MIT); the packaged source is also included in the Zenodo archive (`cds_tool/`, installable with `pip install ./cds_tool`). A versioned archive with a DOI is deposited on Zenodo (DOI: 10.5281/zenodo.23012359). The included Dockerfile builds the image (`docker build -t spa-bench:v33 .`) that reproduces the synthetic validation test (`scripts/validate.py`, exit code 0 verified) and ships the complete pipeline code; reproducing the reported tables additionally requires the Zenodo-archived inputs and the single documented entry point `scripts/rerun_v33.py`.</w:t>
       </w:r>
     </w:p>
     <w:p>
@@ -2036,7 +2044,7 @@
         <w:pStyle w:val="ListBullet"/>
       </w:pPr>
       <w:r>
-        <w:t>Code: the pre-declared replication protocols are timestamped in the repository history — the Liu 2019 protocol and the GSE274975 pre-declared pipeline were committed at repository inception (2026-09-16, commit a745d2e), the IMmotion150 and STAD protocols on 2026-09-19, and the GSE274975 executed variant on 2026-09-20 (after endpoint recovery; Table S19); all replication outputs are archived in the same history and in the Zenodo record published 2026-09-22 (DOI: 10.5281/zenodo.22746254), which provides an independent third-party timestamp for the pre-declared protocols.</w:t>
+        <w:t>Code: the pre-declared replication protocols are timestamped in the repository history — the Liu 2019 protocol and the GSE274975 pre-declared pipeline were committed at repository inception (2026-09-16, commit a745d2e), the IMmotion150 and STAD protocols on 2026-09-19, and the GSE274975 executed variant on 2026-09-20 (after endpoint recovery; Table S19); all replication outputs are archived in the same history and in the Zenodo record published 2026-09-22 (DOI: 10.5281/zenodo.23012359), which provides an independent third-party timestamp for the pre-declared protocols.</w:t>
       </w:r>
     </w:p>
     <w:p>
